--- a/Practica_casos de uso.docx
+++ b/Practica_casos de uso.docx
@@ -332,6 +332,22 @@
         <w:t xml:space="preserve"> Inga Medina</w:t>
       </w:r>
     </w:p>
+    <w:p>
+      <w:pPr>
+        <w:jc w:val="right"/>
+        <w:rPr>
+          <w:b/>
+          <w:bCs/>
+        </w:rPr>
+      </w:pPr>
+      <w:r>
+        <w:rPr>
+          <w:b/>
+          <w:bCs/>
+        </w:rPr>
+        <w:t>https://github.com/Pio747/Practica_Casos_Uso</w:t>
+      </w:r>
+    </w:p>
     <w:p/>
     <w:p/>
     <w:p/>
@@ -521,8 +537,10 @@
           <w:bCs/>
           <w:color w:val="auto"/>
         </w:rPr>
+        <w:lastRenderedPageBreak/>
         <w:t xml:space="preserve">CASO DE USO 1: </w:t>
       </w:r>
+      <w:proofErr w:type="spellStart"/>
       <w:r>
         <w:rPr>
           <w:rStyle w:val="Textoennegrita"/>
@@ -530,6 +548,7 @@
         </w:rPr>
         <w:t>Login</w:t>
       </w:r>
+      <w:proofErr w:type="spellEnd"/>
     </w:p>
     <w:p>
       <w:pPr>
@@ -969,7 +988,6 @@
                 <w:b/>
                 <w:bCs/>
               </w:rPr>
-              <w:lastRenderedPageBreak/>
               <w:t>Alternativa:</w:t>
             </w:r>
           </w:p>
@@ -1045,7 +1063,16 @@
         <w:jc w:val="both"/>
       </w:pPr>
       <w:r>
-        <w:t xml:space="preserve">El siguiente diagrama UML representa las relaciones entre el actor y los casos de uso identificados para el proceso de login, incluyendo las extensiones de contraseña </w:t>
+        <w:lastRenderedPageBreak/>
+        <w:t xml:space="preserve">El siguiente diagrama UML representa las relaciones entre el actor y los casos de uso identificados para el proceso de </w:t>
+      </w:r>
+      <w:proofErr w:type="spellStart"/>
+      <w:r>
+        <w:t>login</w:t>
+      </w:r>
+      <w:proofErr w:type="spellEnd"/>
+      <w:r>
+        <w:t xml:space="preserve">, incluyendo las extensiones de contraseña </w:t>
       </w:r>
       <w:r>
         <w:t>olvidada,</w:t>
@@ -1196,6 +1223,7 @@
           <w:bCs/>
           <w:color w:val="auto"/>
         </w:rPr>
+        <w:lastRenderedPageBreak/>
         <w:t xml:space="preserve">CASO DE USO </w:t>
       </w:r>
       <w:r>
@@ -1486,7 +1514,6 @@
               <w:jc w:val="both"/>
             </w:pPr>
             <w:r>
-              <w:lastRenderedPageBreak/>
               <w:t xml:space="preserve">1. El usuario </w:t>
             </w:r>
             <w:r>
@@ -1613,7 +1640,6 @@
                 <w:b/>
                 <w:bCs/>
               </w:rPr>
-              <w:lastRenderedPageBreak/>
               <w:t>Postcondiciones:</w:t>
             </w:r>
           </w:p>
@@ -1794,6 +1820,7 @@
           <w:bCs/>
           <w:color w:val="auto"/>
         </w:rPr>
+        <w:lastRenderedPageBreak/>
         <w:t xml:space="preserve">CASO DE USO </w:t>
       </w:r>
       <w:r>
@@ -2268,6 +2295,7 @@
           <w:sz w:val="80"/>
           <w:szCs w:val="80"/>
         </w:rPr>
+        <w:lastRenderedPageBreak/>
         <w:t>Conclusión</w:t>
       </w:r>
     </w:p>
